--- a/example_articles/countries/Ireland/3.countries_Ireland_New_York_Times.docx
+++ b/example_articles/countries/Ireland/3.countries_Ireland_New_York_Times.docx
@@ -27,17 +27,17 @@
     </w:p>
     <w:p>
       <w:r>
-        <w:t>Source File: NYT/42.DOCX</w:t>
+        <w:t>Source file: NYT/42.DOCX</w:t>
       </w:r>
     </w:p>
     <w:p>
       <w:r>
-        <w:t>Raw locations result: ['Northern Ireland']</w:t>
+        <w:t>Raw locations result, 'locations': ['Northern Ireland']</w:t>
       </w:r>
     </w:p>
     <w:p>
       <w:r>
-        <w:t>countries_stand_flat (Standardized): Ireland</w:t>
+        <w:t>Standardized locations result, 'countries_stand_flat': Ireland</w:t>
       </w:r>
     </w:p>
     <w:p>

--- a/example_articles/countries/Ireland/3.countries_Ireland_New_York_Times.docx
+++ b/example_articles/countries/Ireland/3.countries_Ireland_New_York_Times.docx
@@ -7,7 +7,7 @@
         <w:pStyle w:val="Heading1"/>
       </w:pPr>
       <w:r>
-        <w:t>Ailing West Haven Struggles to Understand Its Troubles</w:t>
+        <w:t>Failure in Pop Music Breeds Success on the Stage</w:t>
       </w:r>
     </w:p>
     <w:p>
@@ -17,12 +17,12 @@
     </w:p>
     <w:p>
       <w:r>
-        <w:t>Date: 1992-04-03</w:t>
+        <w:t>Date: 1993-08-16</w:t>
       </w:r>
     </w:p>
     <w:p>
       <w:r>
-        <w:t>Section: Section B;; Section B; Page 5; Column 1; Metropolitan Desk; Column 1;</w:t>
+        <w:t>Section: Section C;; Section C; Page 13; Column 3; Cultural Desk; Column 3;</w:t>
       </w:r>
     </w:p>
     <w:p>
@@ -32,7 +32,7 @@
     </w:p>
     <w:p>
       <w:r>
-        <w:t>Raw locations result, 'locations': ['Northern Ireland']</w:t>
+        <w:t>Raw locations result, 'locations': ['Ireland']</w:t>
       </w:r>
     </w:p>
     <w:p>
@@ -49,51 +49,41 @@
     </w:p>
     <w:p>
       <w:r>
-        <w:t>The near-fiscal collapse of this waterfront city took few residents by surprise, but it has left many of them angry and cynical about government. Even the General Assembly's decision on Wednesday to bail out West Haven with up to $35 million in loan guarantees is little consolation to residents who know their taxes will go up and municipal services will be cut.</w:t>
+        <w:t>While Brian Friel is still the king of living Irish playwrights, one of the dauphins is Billy Roche, 44, a failed pop singer and band leader turned actor and writer. Mr. Roche, whose "Cavalcaders" is a hit at the Peacock Theater here, is Ireland's hottest new playwright. His reputation is rising rapidly in Dublin after his plays, depicting love and hurt and laughter among working-class people in his hometown of Wexford, were ignored here for years while London was gradually discovering and lionizing him.</w:t>
         <w:br/>
-        <w:t>"I can't believe we got in such a hole," said Carl Guarneri, an insurance agent and a West Haven native, "but it's common sense that if expenses go up, taxes should go up, but the former mayor cut taxes. We're upset and mad that we were lied to."</w:t>
+        <w:t>Mr. Friel's new play, "Wonderful Tennessee," is filling the 628-seat Abbey, Ireland's national theater, most nights and is scheduled to move to Broadway in October, even though it received mixed reviews. Just around the corner from the Abbey, "The Cavalcaders," Mr. Roche's fifth play, in which he acts and sings his own deliberately mediocre pop songs, is packing the 158-seat Peacock. In recent weeks, three of his plays have been shown on BBC television, which is widely received in Ireland, and the BBC has commissioned him to write at least five new 50-minute screenplays.</w:t>
         <w:br/>
-        <w:t>Irene McGrail, the bookkeeper at Silver's Drug Store on the town green, also blamed the former mayor, Clemente F. Evangeliste, for running up a $17.3 million deficit in the last two years, and a city government filled with "a lot of dead wood."</w:t>
-        <w:br/>
-        <w:t>"I'm afraid for the city," she added. "They just re-evaluated my home, and taxes are going to go up 30 to 50 percent, which means that I'll have to wait longer to be able to afford to retire."</w:t>
+        <w:t>Garry Hynes, the Abbey's departing artistic director, ended Dublin's virtual boycott of Mr. Roche's work by staging three of his plays in January and presenting the Irish premiere of "The Cavalcaders" last month. Ms. Hynes, who is leaving the Abbey in January because of quarrels with the board, partly over what kinds of plays should be produced, called Mr. Friel "one of the major writers of the 20th century" and Mr. Roche "one of the major writers of the next few decades." She added: "Billy creates people who are recognizable. In small lives, he shows us the greatness underneath those lives."</w:t>
         <w:br/>
         <w:t xml:space="preserve"> </w:t>
         <w:br/>
-        <w:t>Pride Mixed With Concern</w:t>
+        <w:t>Brave Enough to Write</w:t>
         <w:br/>
-        <w:t xml:space="preserve"> Despite their city's woes, pride still runs deep among West Haven's 55,000 mostly working-class residents. They point to the city's three miles of clean public beaches just west of New Haven on Long Island Sound, and a few even remember that Connecticut's only Miss America came from West Haven, in 1929. Unlike Bridgeport, which tried to declare bankruptcy last summer and has a sizable poor population, West Haven has a strong industrial tax base and its main street still has thriving businesses like Nick Lefkimitis's Center Spa Restaurant.</w:t>
+        <w:t xml:space="preserve"> Describing his roundabout road to playwriting, Mr. Roche recalled working in his father's pub as a young man, then leading the Roach Band, which played his own "punk-pop" songs in the 1970's. "Out of sheer frustration," he said in an interview, he wrote a novel, "Tumbling Down," published by Wolfhound Press in 1986. "In 1981," he said, "I was brave enough to wake up one morning and declare that I was a writer, that I was no longer a singer."</w:t>
         <w:br/>
-        <w:t>Inside the restaurant, residents not only worried about their town's future but also its image.</w:t>
+        <w:t>He worked at it, "taking notes of words that I love and adjectives that I love and sentences that I love, saving up." For seven years, no one in Ireland would produce his plays. Then the Bush, a prominent fringe theater in London, put on Mr. Roche's "Handful of Stars," which he said had grown out of a phrase he had jotted down several years before and pinned to a wall.</w:t>
         <w:br/>
-        <w:t>"This will make people looking to buy a house, or businesses, decide not to come here," said Beatrice Wood, who is a retired telephone company worker.</w:t>
-        <w:br/>
-        <w:t>"Radio stations are making fun of us already," said Debbie Evangelista, a municipal employee who is not related to the former mayor. "KC-101 was holding a bake sale for West Haven. They were offering $35,000 oat-bran muffins and banana-nut bread for $320,000."</w:t>
+        <w:t>Eventually the Bush put on three of his plays, staged by a Scottish director, Robin Lefevre, who has directed all his works, under the title "The Wexford Trilogy." At one point in the late 1980's, "I had four plays on the same day in London," he said. "It was great." Not long after, Ms. Hynes knocked at his hotel door in London and commissioned "The Cavalcaders" for the Abbey.</w:t>
         <w:br/>
         <w:t xml:space="preserve"> </w:t>
         <w:br/>
-        <w:t>Loss of Autonomy</w:t>
+        <w:t>Affinity With Americans</w:t>
         <w:br/>
-        <w:t xml:space="preserve"> Solutions to the city's financial problems are not likely to be so easy, despite the loan guarantees. Under the legislation passed by the General Assembly, West Haven will be able to borrow money to avoid defaulting on $12.7 million in bond-anticipation notes due April 15. The measure is expected to be signed by Gov. Lowell P. Weicker on Friday.</w:t>
+        <w:t xml:space="preserve"> Mr. Roche said he was not much of a reader of plays until he began to write them, but was impressed mostly by American writers -- Jack London, William Faulkner, Henry Miller and Kurt Vonnegut -- and later came "to love the smallness of Chekhov, as I do the sexual darkness of Ibsen." He acknowledged similarities with Sam Shepard, saying, "My characters, if they were American, would be cowboys." A theme they share, he added, is that "the planet has been ruined by greed" and that "everybody wants more than they're entitled to."</w:t>
         <w:br/>
-        <w:t>However, the legislation also gives a state financial review board sweeping powers to raise taxes, approve city budgets and overturn collective bargaining agreements with the city's 650 teachers and 700 other employees. The board will have even more power than one overseeing Bridgeport.</w:t>
+        <w:t>He quoted Molly, a cleaning woman in a betting parlor in his play "Poor Beast in the Rain": "Some people are born to be hurt, some to do the hurtin'. It's as simple as that. That's the nature of things."</w:t>
         <w:br/>
-        <w:t>"I'm not going to have a New Year's Eve party, but we're going to have to live with it," said Art Gilbert, the City Council's majority leader.</w:t>
+        <w:t>He said there were "rumors of rumors" that one of his own plays would be produced in New York, perhaps Off Broadway. "It would be interesting to see what Americans think of this kind of stuff," he said.</w:t>
         <w:br/>
-        <w:t>The city's 36-year-old Mayor, H. Richard Rorer, called the rescue package "a bitter pill to swallow, but we had no real options."</w:t>
+        <w:t>Characterizing his work, he said: "I think I'm just writing about a kind of a tribe of people who still speak to one another, which is bloody rare in this day and age, and it may be with daggers drawn, but still conversation goes on, and we bump into one another, yeah, but we're responsible to one another. I think it was Yeats who said that art will sooner or later replace priests. That's very true because what happens in art is that we are able to take you into corners where, politically, a priest from the pulpit cannot go. And you can make up your own mind about what's right, what's wrong, and the darkness and lightness of it all. Twenty years ago I would have been run out of town."</w:t>
         <w:br/>
-        <w:t>"We considered and rejected a one-time special levy, or I could have laid off 400 city workers, but it wouldn't have solved the problems," said the Mayor, who took office in December.</w:t>
         <w:br/>
-        <w:t>Saying that he had just told 36 teachers that their contracts would not be renewed and that more layoffs are "a possibility," Mr. Rorer noted that residents are more concerned about rising taxes than layoffs of city workers.</w:t>
+        <w:t>Graphic</w:t>
         <w:br/>
-        <w:t>He said that Wall Street also had little sympathy for West Haven. After he met with officials of Moody's and Standard &amp; Poor's, the bond-rating agencies, on Wednesday, both downgraded the city's bonds to junk-bond status.</w:t>
         <w:br/>
-        <w:t>"I felt like I was going to confession to confess sins I had inherited," he added. He also blames his predecessor for pushing through the only tax cut among Connecticut's 169 towns as a fiscally irresponsible "gimmick" to try to win re-election.</w:t>
+        <w:t xml:space="preserve"> </w:t>
         <w:br/>
-        <w:t>The city had a $7 million deficit for the 1990-91 fiscal year, and a $10.3 million deficit in the current fiscal year's $85.9 million budget. Mr. Rorer, nonetheless, pledged that he would balance this year's $91 million budget -- a requisite of the new financial-review board.</w:t>
-        <w:br/>
-        <w:t>Although people in West Haven recognize that their town's problems are complex and unprecedented, many remain cautiously optimistic.</w:t>
-        <w:br/>
-        <w:t>"We went through the Depression, and we always managed to keep our heads up," said Florence Tremonte, a 71-year-old retired municipal worker who has always lived in West Haven. "It's crazy -- the reassessment on my house went up 300 percent, but our services didn't get any better. A good accountant could really cut expenses. But it's still a great place to live."</w:t>
+        <w:t>Photo: Billy Roche</w:t>
       </w:r>
     </w:p>
     <w:sectPr>

--- a/example_articles/countries/Ireland/3.countries_Ireland_New_York_Times.docx
+++ b/example_articles/countries/Ireland/3.countries_Ireland_New_York_Times.docx
@@ -7,7 +7,7 @@
         <w:pStyle w:val="Heading1"/>
       </w:pPr>
       <w:r>
-        <w:t>Failure in Pop Music Breeds Success on the Stage</w:t>
+        <w:t>DUBLIN'S GOT A BRAND-NEW BAG</w:t>
       </w:r>
     </w:p>
     <w:p>
@@ -17,17 +17,17 @@
     </w:p>
     <w:p>
       <w:r>
-        <w:t>Date: 1993-08-16</w:t>
+        <w:t>Date: 1989-07-23</w:t>
       </w:r>
     </w:p>
     <w:p>
       <w:r>
-        <w:t>Section: Section C;; Section C; Page 13; Column 3; Cultural Desk; Column 3;</w:t>
+        <w:t>Section: Section 7; Page 11, Column 1; Book Review Desk; Review</w:t>
       </w:r>
     </w:p>
     <w:p>
       <w:r>
-        <w:t>Source file: NYT/42.DOCX</w:t>
+        <w:t>Source file: NYT/44.DOCX</w:t>
       </w:r>
     </w:p>
     <w:p>
@@ -49,33 +49,49 @@
     </w:p>
     <w:p>
       <w:r>
-        <w:t>While Brian Friel is still the king of living Irish playwrights, one of the dauphins is Billy Roche, 44, a failed pop singer and band leader turned actor and writer. Mr. Roche, whose "Cavalcaders" is a hit at the Peacock Theater here, is Ireland's hottest new playwright. His reputation is rising rapidly in Dublin after his plays, depicting love and hurt and laughter among working-class people in his hometown of Wexford, were ignored here for years while London was gradually discovering and lionizing him.</w:t>
+        <w:t>THE COMMITMENTS</w:t>
         <w:br/>
-        <w:t>Mr. Friel's new play, "Wonderful Tennessee," is filling the 628-seat Abbey, Ireland's national theater, most nights and is scheduled to move to Broadway in October, even though it received mixed reviews. Just around the corner from the Abbey, "The Cavalcaders," Mr. Roche's fifth play, in which he acts and sings his own deliberately mediocre pop songs, is packing the 158-seat Peacock. In recent weeks, three of his plays have been shown on BBC television, which is widely received in Ireland, and the BBC has commissioned him to write at least five new 50-minute screenplays.</w:t>
+        <w:t>By Roddy Doyle.</w:t>
         <w:br/>
-        <w:t>Garry Hynes, the Abbey's departing artistic director, ended Dublin's virtual boycott of Mr. Roche's work by staging three of his plays in January and presenting the Irish premiere of "The Cavalcaders" last month. Ms. Hynes, who is leaving the Abbey in January because of quarrels with the board, partly over what kinds of plays should be produced, called Mr. Friel "one of the major writers of the 20th century" and Mr. Roche "one of the major writers of the next few decades." She added: "Billy creates people who are recognizable. In small lives, he shows us the greatness underneath those lives."</w:t>
+        <w:t>165 pp. New York:</w:t>
+        <w:br/>
+        <w:t>Vintage Contemporaries/Vintage Books.</w:t>
+        <w:br/>
+        <w:t>Paper, $6.95.</w:t>
+        <w:br/>
+        <w:t>Anyone who's ever lived the dream and the nightmare of forming a band will find Roddy Doyle's first novel ''bleedin' rapid,'' as they say in Dublin. Even if you're nonmusical and believe yourself to be somewhat in the debit column in the soul department, ''The Commitments'' will provide you with a rather graphic spiritual blueprint of what it's like to become a star and how it feels to fall from the sky.</w:t>
+        <w:br/>
+        <w:t>The notion of an Irish, working-class soul band inspired by James Brown, Sam Cooke and Marvin Gaye is not really any more out of line than the idea of the Beatles rehearsing in a squalid Liverpool basement, styling their hair after Tony Curtis and dreaming of conquering the world. In music, anything can happen, and that's what keeps us all in the game.</w:t>
+        <w:br/>
+        <w:t>The Irish are widely known for being a vibrant, fun-loving, independent-minded people, and they throw great wakes. A James Brown, in such a culture, could thrive like a new bacterial strain. Mr. Doyle makes the most of this seemingly implausible trans-Atlantic experience, and the results are remarkable not only for their outrageousness but also for their humanity.</w:t>
+        <w:br/>
+        <w:t>Jimmy Rabbitte, a young Irish Brian Epstein, decides to form a soul band in Dublin and places the following ad in the Hot Press classifieds: ''Have you got Soul? If yes, The World's Hardest Working Band is looking for you. Contact J. Rabbitte. . . . Rednecks and southsiders need not apply.'' Rabbitte, already convinced that the Irish are the Afro-Americans of Europe, is bolstered in this belief when he's swamped with respondents claiming to have soul. Unfortunately, most of them list rock groups such as U2 or Led Zeppelin as their influences, thereby failing the only requirement. One prospective band member cites Jethro Tull and Bachman Turner Overdrive. Rabbitte shuts the door on that one without bothering to get his phone number.</w:t>
+        <w:br/>
+        <w:t>Then, suddenly, a chubby, baldheaded little man in his 50's shows up at Rabbitte's door on a scooter. He says his name is Joey (The Lips) Fagan, a trumpet player. He says he has soul. He claims to be ''sixteen years younger than B. B. King. And six years younger than James Brown.'' Rabbitte is astonished. ''You've heard o' James Brown --'' he says. ''I jammed with the man,'' replies Joey.</w:t>
+        <w:br/>
+        <w:t>Rabbitte soon gets the Commitments together, with himself acting as manager and Joey residing as musical guru. The rehearsals, as Mr. Doyle chronicles them, are authentic, joyous, excruciating and funny as hell. All the elements for disaster are there: the lead singer is quickly becoming an egomaniac, the young horn player grows increasingly oriented toward jazz (an art form The Lips condemns as musical masturbation) and the entire band falls in love with Imelda, one of the three backup singers.</w:t>
+        <w:br/>
+        <w:t>Nonetheless, when the bingo caller at the local community center takes leave to have his kidneys worked on, the Commitments get their first big gig. Thirty-seven people show up, including the guitar player's mother, who, when the lead singer asks the audience, ''How yis doin' ou' there?'' responds, ''Very well, thanks.''</w:t>
+        <w:br/>
+        <w:t>As the Commitments motor on to greater gigs, the question arises (as it does with every embryonic band of destiny), will they get the big record deal or will they self-destruct first? Not even Joey knows for sure.</w:t>
+        <w:br/>
+        <w:t>Mr. Doyle, a playwright and screenwriter who lives in Dublin, offers a veritable Berlitz course in the city's colorful, sexual street slang, yet somehow, miraculously, manages to keep the spiritual focus of the novel flowing.</w:t>
+        <w:br/>
+        <w:t>Joey variously defines soul to mean sex, revolution, dignity, fun, ''the rhythm o' the people,'' Guinness stout and God. ''The Commitments'' combines at least a wee bit of all these, along with a number of other more funky, far-flung ingredients, to provide the reader with a pungent, steaming crock full of inimitably Irish imagination.</w:t>
         <w:br/>
         <w:t xml:space="preserve"> </w:t>
         <w:br/>
-        <w:t>Brave Enough to Write</w:t>
+        <w:t>ON A STRICT SOUL DIET</w:t>
         <w:br/>
-        <w:t xml:space="preserve"> Describing his roundabout road to playwriting, Mr. Roche recalled working in his father's pub as a young man, then leading the Roach Band, which played his own "punk-pop" songs in the 1970's. "Out of sheer frustration," he said in an interview, he wrote a novel, "Tumbling Down," published by Wolfhound Press in 1986. "In 1981," he said, "I was brave enough to wake up one morning and declare that I was a writer, that I was no longer a singer."</w:t>
+        <w:t xml:space="preserve"> Deco's mother worried about him. He'd be eating his breakfast and then he'd yell something like Good God Y'Awl or Take It To The Bridge Now. Deco was on a strict soul diet: James Brown, Otis Redding, Smokey Robinson and Marvin Gaye. James for the growls, Otis for the moans, Smokey for the whines and Marvin for the whole lot put together, Jimmy said.</w:t>
         <w:br/>
-        <w:t>He worked at it, "taking notes of words that I love and adjectives that I love and sentences that I love, saving up." For seven years, no one in Ireland would produce his plays. Then the Bush, a prominent fringe theater in London, put on Mr. Roche's "Handful of Stars," which he said had grown out of a phrase he had jotted down several years before and pinned to a wall.</w:t>
+        <w:t>Deco sang, shouted, growled, moaned, whined along to the tapes Jimmy had given him. He bollixed his throat every night. It felt like it was being cut from the inside by the time he got to the end of ''Tracks of My Tears.'' He liked ''I Heard It Through the Grapevine'' because the women singing I HEARD IT THROUGH THE GRAPEVINE NOT MUCH LONGER WOULD YOU BE MY BABY gave him a short chance to wet the stinging in his throat. . . .</w:t>
         <w:br/>
-        <w:t>Eventually the Bush put on three of his plays, staged by a Scottish director, Robin Lefevre, who has directed all his works, under the title "The Wexford Trilogy." At one point in the late 1980's, "I had four plays on the same day in London," he said. "It was great." Not long after, Ms. Hynes knocked at his hotel door in London and commissioned "The Cavalcaders" for the Abbey.</w:t>
+        <w:t>He kept going though. He was getting better. It was getting easier. He could feel his throat stretching. It was staying wet longer. He was getting air from further down. He put on Otis Redding and sang ''My Girl'' with him when he needed a rest. He finished every session with James Brown.</w:t>
         <w:br/>
         <w:t xml:space="preserve"> </w:t>
         <w:br/>
-        <w:t>Affinity With Americans</w:t>
-        <w:br/>
-        <w:t xml:space="preserve"> Mr. Roche said he was not much of a reader of plays until he began to write them, but was impressed mostly by American writers -- Jack London, William Faulkner, Henry Miller and Kurt Vonnegut -- and later came "to love the smallness of Chekhov, as I do the sexual darkness of Ibsen." He acknowledged similarities with Sam Shepard, saying, "My characters, if they were American, would be cowboys." A theme they share, he added, is that "the planet has been ruined by greed" and that "everybody wants more than they're entitled to."</w:t>
-        <w:br/>
-        <w:t>He quoted Molly, a cleaning woman in a betting parlor in his play "Poor Beast in the Rain": "Some people are born to be hurt, some to do the hurtin'. It's as simple as that. That's the nature of things."</w:t>
-        <w:br/>
-        <w:t>He said there were "rumors of rumors" that one of his own plays would be produced in New York, perhaps Off Broadway. "It would be interesting to see what Americans think of this kind of stuff," he said.</w:t>
-        <w:br/>
-        <w:t>Characterizing his work, he said: "I think I'm just writing about a kind of a tribe of people who still speak to one another, which is bloody rare in this day and age, and it may be with daggers drawn, but still conversation goes on, and we bump into one another, yeah, but we're responsible to one another. I think it was Yeats who said that art will sooner or later replace priests. That's very true because what happens in art is that we are able to take you into corners where, politically, a priest from the pulpit cannot go. And you can make up your own mind about what's right, what's wrong, and the darkness and lightness of it all. Twenty years ago I would have been run out of town."</w:t>
+        <w:t>From ''The Commitments.''</w:t>
         <w:br/>
         <w:br/>
         <w:t>Graphic</w:t>
@@ -83,7 +99,7 @@
         <w:br/>
         <w:t xml:space="preserve"> </w:t>
         <w:br/>
-        <w:t>Photo: Billy Roche</w:t>
+        <w:t>Drawing</w:t>
       </w:r>
     </w:p>
     <w:sectPr>
